--- a/01.WORKING_SPACE/3.DangVanHau-25410203/QuyTrinhCSKH_v2.docx
+++ b/01.WORKING_SPACE/3.DangVanHau-25410203/QuyTrinhCSKH_v2.docx
@@ -4,6 +4,7 @@
   <w:body>
     <w:p>
       <w:pPr>
+        <w:pStyle w:val="Heading1"/>
         <w:spacing w:before="280" w:after="120"/>
       </w:pPr>
       <w:r>
@@ -478,6 +479,7 @@
     </w:p>
     <w:p>
       <w:pPr>
+        <w:pStyle w:val="Heading2"/>
         <w:spacing w:before="220" w:after="80"/>
       </w:pPr>
       <w:r>
@@ -566,6 +568,7 @@
     </w:p>
     <w:p>
       <w:pPr>
+        <w:pStyle w:val="Heading2"/>
         <w:spacing w:before="220" w:after="80"/>
       </w:pPr>
       <w:r>
@@ -2301,6 +2304,7 @@
     </w:p>
     <w:p>
       <w:pPr>
+        <w:pStyle w:val="Heading2"/>
         <w:spacing w:before="220" w:after="80"/>
       </w:pPr>
       <w:r>
@@ -2708,6 +2712,7 @@
     </w:p>
     <w:p>
       <w:pPr>
+        <w:pStyle w:val="Heading1"/>
         <w:spacing w:before="280" w:after="120"/>
       </w:pPr>
       <w:r>
@@ -2722,6 +2727,7 @@
     </w:p>
     <w:p>
       <w:pPr>
+        <w:pStyle w:val="Heading2"/>
         <w:spacing w:before="220" w:after="80"/>
       </w:pPr>
       <w:r>
@@ -3655,6 +3661,7 @@
     </w:p>
     <w:p>
       <w:pPr>
+        <w:pStyle w:val="Heading3"/>
         <w:spacing w:before="160" w:after="60"/>
       </w:pPr>
       <w:r>
@@ -4279,6 +4286,7 @@
     </w:p>
     <w:p>
       <w:pPr>
+        <w:pStyle w:val="Heading3"/>
         <w:spacing w:before="160" w:after="60"/>
       </w:pPr>
       <w:r>
@@ -4780,6 +4788,7 @@
     </w:p>
     <w:p>
       <w:pPr>
+        <w:pStyle w:val="Heading3"/>
         <w:spacing w:before="160" w:after="60"/>
       </w:pPr>
       <w:r>
@@ -5720,6 +5729,7 @@
     </w:p>
     <w:p>
       <w:pPr>
+        <w:pStyle w:val="Heading3"/>
         <w:spacing w:before="160" w:after="60"/>
       </w:pPr>
       <w:r>
@@ -6627,6 +6637,7 @@
     </w:p>
     <w:p>
       <w:pPr>
+        <w:pStyle w:val="Heading2"/>
         <w:spacing w:before="220" w:after="80"/>
       </w:pPr>
       <w:r>
@@ -7237,6 +7248,7 @@
     </w:p>
     <w:p>
       <w:pPr>
+        <w:pStyle w:val="Heading3"/>
         <w:spacing w:before="160" w:after="60"/>
       </w:pPr>
       <w:r>
@@ -8991,6 +9003,7 @@
     </w:p>
     <w:p>
       <w:pPr>
+        <w:pStyle w:val="Heading3"/>
         <w:spacing w:before="160" w:after="60"/>
       </w:pPr>
       <w:r>
@@ -10736,6 +10749,7 @@
     </w:p>
     <w:p>
       <w:pPr>
+        <w:pStyle w:val="Heading1"/>
         <w:spacing w:before="280" w:after="120"/>
       </w:pPr>
       <w:r>
@@ -10826,6 +10840,7 @@
     </w:p>
     <w:p>
       <w:pPr>
+        <w:pStyle w:val="Heading1"/>
         <w:spacing w:before="280" w:after="120"/>
       </w:pPr>
       <w:r>
@@ -10841,6 +10856,7 @@
     </w:p>
     <w:p>
       <w:pPr>
+        <w:pStyle w:val="Heading2"/>
         <w:spacing w:before="220" w:after="80"/>
       </w:pPr>
       <w:r>
@@ -10855,6 +10871,7 @@
     </w:p>
     <w:p>
       <w:pPr>
+        <w:pStyle w:val="Heading3"/>
         <w:spacing w:before="160" w:after="60"/>
       </w:pPr>
       <w:r>
@@ -13844,6 +13861,7 @@
     </w:p>
     <w:p>
       <w:pPr>
+        <w:pStyle w:val="Heading3"/>
         <w:spacing w:before="160" w:after="60"/>
       </w:pPr>
       <w:r>
@@ -14440,6 +14458,7 @@
     </w:p>
     <w:p>
       <w:pPr>
+        <w:pStyle w:val="Heading3"/>
         <w:spacing w:before="160" w:after="60"/>
       </w:pPr>
       <w:r>
@@ -14911,6 +14930,7 @@
     </w:p>
     <w:p>
       <w:pPr>
+        <w:pStyle w:val="Heading4"/>
         <w:spacing w:before="120" w:after="40"/>
       </w:pPr>
       <w:r>
@@ -15635,6 +15655,7 @@
     </w:p>
     <w:p>
       <w:pPr>
+        <w:pStyle w:val="Heading4"/>
         <w:spacing w:before="120" w:after="40"/>
       </w:pPr>
       <w:r>
@@ -22418,6 +22439,7 @@
     </w:tbl>
     <w:p>
       <w:pPr>
+        <w:pStyle w:val="Heading1"/>
         <w:spacing w:before="280" w:after="120"/>
       </w:pPr>
       <w:r>
